--- a/src/briefloop/template_assets/legal-contract-zh-t4.docx
+++ b/src/briefloop/template_assets/legal-contract-zh-t4.docx
@@ -11,7 +11,7 @@
         <w:rPr>
           <w:rFonts w:ascii="Arial" w:hAnsi="Arial" w:eastAsia="黑体"/>
           <w:b/>
-          <w:color w:val="003087"/>
+          <w:color w:val="1E2320"/>
           <w:sz w:val="36"/>
         </w:rPr>
         <w:t>{{title}}</w:t>
@@ -200,7 +200,7 @@
         <w:rPr>
           <w:rFonts w:ascii="Arial" w:hAnsi="Arial" w:eastAsia="黑体"/>
           <w:b/>
-          <w:color w:val="003087"/>
+          <w:color w:val="1E2320"/>
           <w:sz w:val="30"/>
         </w:rPr>
         <w:t>第一条 合作宗旨</w:t>
@@ -214,7 +214,7 @@
         <w:rPr>
           <w:rFonts w:ascii="Arial" w:hAnsi="Arial" w:eastAsia="黑体"/>
           <w:b/>
-          <w:color w:val="003087"/>
+          <w:color w:val="1E2320"/>
           <w:sz w:val="30"/>
         </w:rPr>
         <w:t>第二条 权利与义务</w:t>
@@ -228,7 +228,7 @@
         <w:rPr>
           <w:rFonts w:ascii="Arial" w:hAnsi="Arial" w:eastAsia="黑体"/>
           <w:b/>
-          <w:color w:val="003087"/>
+          <w:color w:val="1E2320"/>
           <w:sz w:val="30"/>
         </w:rPr>
         <w:t>第三条 费用与支付</w:t>
@@ -242,7 +242,7 @@
         <w:rPr>
           <w:rFonts w:ascii="Arial" w:hAnsi="Arial" w:eastAsia="黑体"/>
           <w:b/>
-          <w:color w:val="003087"/>
+          <w:color w:val="1E2320"/>
           <w:sz w:val="30"/>
         </w:rPr>
         <w:t>第四条 保密条款</w:t>
@@ -256,7 +256,7 @@
         <w:rPr>
           <w:rFonts w:ascii="Arial" w:hAnsi="Arial" w:eastAsia="黑体"/>
           <w:b/>
-          <w:color w:val="003087"/>
+          <w:color w:val="1E2320"/>
           <w:sz w:val="30"/>
         </w:rPr>
         <w:t>第五条 违约责任</w:t>
@@ -836,10 +836,10 @@
       <w:spacing w:line="336" w:lineRule="auto"/>
     </w:pPr>
     <w:rPr>
-      <w:rFonts w:ascii="Arial" w:hAnsi="Arial" w:eastAsia="仿宋_GB2312"/>
+      <w:rFonts w:ascii="Arial" w:hAnsi="Arial" w:eastAsia="宋体"/>
       <w:b w:val="0"/>
       <w:color w:val="1E2320"/>
-      <w:sz w:val="28"/>
+      <w:sz w:val="24"/>
     </w:rPr>
   </w:style>
   <w:style w:type="paragraph" w:styleId="Header">
@@ -904,7 +904,7 @@
       <w:rFonts w:asciiTheme="majorHAnsi" w:eastAsiaTheme="majorEastAsia" w:hAnsiTheme="majorHAnsi" w:cstheme="majorBidi" w:ascii="Arial" w:hAnsi="Arial" w:eastAsia="黑体"/>
       <w:b/>
       <w:bCs/>
-      <w:color w:val="003087"/>
+      <w:color w:val="1E2320"/>
       <w:sz w:val="30"/>
       <w:szCs w:val="28"/>
     </w:rPr>
@@ -928,7 +928,7 @@
       <w:rFonts w:asciiTheme="majorHAnsi" w:eastAsiaTheme="majorEastAsia" w:hAnsiTheme="majorHAnsi" w:cstheme="majorBidi" w:ascii="Arial" w:hAnsi="Arial" w:eastAsia="黑体"/>
       <w:b/>
       <w:bCs/>
-      <w:color w:val="003087"/>
+      <w:color w:val="1E2320"/>
       <w:sz w:val="25"/>
       <w:szCs w:val="26"/>
     </w:rPr>
